--- a/testakten/statusfeststellung-gmbh-geschaeftsfuehrer-minderheit-erlangen/30_zeugen_und_belegverzeichnis.docx
+++ b/testakten/statusfeststellung-gmbh-geschaeftsfuehrer-minderheit-erlangen/30_zeugen_und_belegverzeichnis.docx
@@ -121,7 +121,7 @@
                 <w:rFonts w:ascii="Times New Roman" w:hAnsi="Times New Roman"/>
                 <w:sz w:val="20"/>
               </w:rPr>
-              <w:t>Handhabung der Zustimmungsvorbehalte und der Sperrminoritaet seit 2025</w:t>
+              <w:t>Handhabung der Zustimmungsvorbehalte und der Sperrminorität seit 2025</w:t>
             </w:r>
           </w:p>
         </w:tc>
@@ -168,7 +168,7 @@
                 <w:rFonts w:ascii="Times New Roman" w:hAnsi="Times New Roman"/>
                 <w:sz w:val="20"/>
               </w:rPr>
-              <w:t>Abstimmungsverhalten, Wahrnehmung der faktischen Machtverhaeltnisse</w:t>
+              <w:t>Abstimmungsverhalten, Wahrnehmung der faktischen Machtverhältnisse</w:t>
             </w:r>
           </w:p>
         </w:tc>
@@ -215,7 +215,7 @@
                 <w:rFonts w:ascii="Times New Roman" w:hAnsi="Times New Roman"/>
                 <w:sz w:val="20"/>
               </w:rPr>
-              <w:t>Umgang mit Weisungen, Zahlungsfluesse, Buergschaft</w:t>
+              <w:t>Umgang mit Weisungen, Zahlungsflüsse, Bürgschaft</w:t>
             </w:r>
           </w:p>
         </w:tc>
@@ -262,7 +262,7 @@
                 <w:rFonts w:ascii="Times New Roman" w:hAnsi="Times New Roman"/>
                 <w:sz w:val="20"/>
               </w:rPr>
-              <w:t>Motive fuer die Satzungsaenderung 2025, Beteiligung an Abberufungsantrag</w:t>
+              <w:t>Motive für die Satzungsänderung 2025, Beteiligung an Abberufungsantrag</w:t>
             </w:r>
           </w:p>
         </w:tc>
@@ -380,7 +380,7 @@
                 <w:rFonts w:ascii="Times New Roman" w:hAnsi="Times New Roman"/>
                 <w:sz w:val="20"/>
               </w:rPr>
-              <w:t>Aktenstuecke 02, 12, 13</w:t>
+              <w:t>Aktenstücke 02, 12, 13</w:t>
             </w:r>
           </w:p>
         </w:tc>
@@ -412,7 +412,7 @@
                 <w:rFonts w:ascii="Times New Roman" w:hAnsi="Times New Roman"/>
                 <w:sz w:val="20"/>
               </w:rPr>
-              <w:t>Geschaeftsfuehrervertrag und Nachtrag</w:t>
+              <w:t>Geschäftsführervertrag und Nachtrag</w:t>
             </w:r>
           </w:p>
         </w:tc>
@@ -427,7 +427,7 @@
                 <w:rFonts w:ascii="Times New Roman" w:hAnsi="Times New Roman"/>
                 <w:sz w:val="20"/>
               </w:rPr>
-              <w:t>Aktenstuecke 03, 27</w:t>
+              <w:t>Aktenstücke 03, 27</w:t>
             </w:r>
           </w:p>
         </w:tc>
@@ -474,7 +474,7 @@
                 <w:rFonts w:ascii="Times New Roman" w:hAnsi="Times New Roman"/>
                 <w:sz w:val="20"/>
               </w:rPr>
-              <w:t>Aktenstueck 04</w:t>
+              <w:t>Aktenstück 04</w:t>
             </w:r>
           </w:p>
         </w:tc>
@@ -521,7 +521,7 @@
                 <w:rFonts w:ascii="Times New Roman" w:hAnsi="Times New Roman"/>
                 <w:sz w:val="20"/>
               </w:rPr>
-              <w:t>Aktenstuecke 28, 29</w:t>
+              <w:t>Aktenstücke 28, 29</w:t>
             </w:r>
           </w:p>
         </w:tc>
@@ -553,7 +553,7 @@
                 <w:rFonts w:ascii="Times New Roman" w:hAnsi="Times New Roman"/>
                 <w:sz w:val="20"/>
               </w:rPr>
-              <w:t>Buergschaftsbezug</w:t>
+              <w:t>Bürgschaftsbezug</w:t>
             </w:r>
           </w:p>
         </w:tc>
@@ -568,7 +568,7 @@
                 <w:rFonts w:ascii="Times New Roman" w:hAnsi="Times New Roman"/>
                 <w:sz w:val="20"/>
               </w:rPr>
-              <w:t>Aktenstueck 01, Ziffer 3.2</w:t>
+              <w:t>Aktenstück 01, Ziffer 3.2</w:t>
             </w:r>
           </w:p>
         </w:tc>
@@ -615,7 +615,7 @@
                 <w:rFonts w:ascii="Times New Roman" w:hAnsi="Times New Roman"/>
                 <w:sz w:val="20"/>
               </w:rPr>
-              <w:t>Aktenstueck 31</w:t>
+              <w:t>Aktenstück 31</w:t>
             </w:r>
           </w:p>
         </w:tc>
@@ -632,28 +632,11 @@
     </w:p>
     <w:p>
       <w:r>
-        <w:rPr>
-          <w:rFonts w:ascii="Times New Roman" w:hAnsi="Times New Roman"/>
-          <w:b w:val="0"/>
-          <w:i w:val="0"/>
-          <w:sz w:val="22"/>
-        </w:rPr>
-        <w:t>Die Buergschaftsurkunde selbst liegt der Kanzlei nicht im Original vor, nur der Verweis aus der Mandatsnotiz. Eine Anforderung bei der Hausbank ist offen. Die genaue Zahl der tatsaechlich genommenen Urlaubstage seit 2023 ist nicht dokumentiert und muss ueber die Reisekostenabrechnung rekonstruiert werden.</w:t>
-      </w:r>
-    </w:p>
-    <w:p>
-      <w:r>
-        <w:rPr>
-          <w:rFonts w:ascii="Times New Roman" w:hAnsi="Times New Roman"/>
-          <w:b w:val="0"/>
-          <w:i w:val="0"/>
-          <w:sz w:val="22"/>
-        </w:rPr>
-        <w:t>Formathinweis: Dieses Aktenstück wird in Times New Roman, 11 pt, mit ausschließlich dezimaler Gliederung ausgegeben.</w:t>
+        <w:t>Die Bürgschaftsurkunde selbst liegt der Kanzlei nicht im Original vor, nur die Erwähnung im Erstgespräch. Eine Anforderung bei der Hausbank ist offen. Die genaue Zahl der tatsächlich genommenen Urlaubstage seit 2023 ist nicht dokumentiert und muss über die Reisekostenabrechnung rekonstruiert werden.</w:t>
       </w:r>
     </w:p>
     <w:sectPr>
-      <w:pgSz w:w="12240" w:h="15840"/>
+      <w:pgSz w:w="11906" w:h="16838"/>
       <w:pgMar w:top="1440" w:right="1800" w:bottom="1440" w:left="1800" w:header="720" w:footer="720" w:gutter="0"/>
       <w:cols w:space="720"/>
       <w:docGrid w:linePitch="360"/>
